--- a/frontend/src/廠商投標表單(開口)/[開口契約]搶修搶險開口契約工程會1140904版.docx
+++ b/frontend/src/廠商投標表單(開口)/[開口契約]搶修搶險開口契約工程會1140904版.docx
@@ -1563,8 +1563,6 @@
         </w:rPr>
         <w:t>投標文件及其變更或補充。</w:t>
       </w:r>
-      <w:bookmarkStart w:id="0" w:name="_GoBack"/>
-      <w:bookmarkEnd w:id="0"/>
     </w:p>
     <w:p>
       <w:pPr>
@@ -12353,11 +12351,11 @@
       </w:r>
       <w:smartTag w:uri="urn:schemas-microsoft-com:office:smarttags" w:element="chsdate">
         <w:smartTagPr>
+          <w:attr w:name="Year" w:val="1997"/>
+          <w:attr w:name="Month" w:val="7"/>
+          <w:attr w:name="Day" w:val="1"/>
+          <w:attr w:name="IsLunarDate" w:val="False"/>
           <w:attr w:name="IsROCDate" w:val="False"/>
-          <w:attr w:name="IsLunarDate" w:val="False"/>
-          <w:attr w:name="Day" w:val="1"/>
-          <w:attr w:name="Month" w:val="7"/>
-          <w:attr w:name="Year" w:val="1997"/>
         </w:smartTagPr>
         <w:r>
           <w:rPr>
@@ -12376,11 +12374,11 @@
       </w:r>
       <w:smartTag w:uri="urn:schemas-microsoft-com:office:smarttags" w:element="chsdate">
         <w:smartTagPr>
+          <w:attr w:name="Year" w:val="1998"/>
+          <w:attr w:name="Month" w:val="4"/>
+          <w:attr w:name="Day" w:val="7"/>
+          <w:attr w:name="IsLunarDate" w:val="False"/>
           <w:attr w:name="IsROCDate" w:val="False"/>
-          <w:attr w:name="IsLunarDate" w:val="False"/>
-          <w:attr w:name="Day" w:val="7"/>
-          <w:attr w:name="Month" w:val="4"/>
-          <w:attr w:name="Year" w:val="1998"/>
         </w:smartTagPr>
         <w:r>
           <w:rPr>
@@ -13885,8 +13883,8 @@
         </w:rPr>
         <w:t>元（由機關於招標時載明，</w:t>
       </w:r>
-      <w:bookmarkStart w:id="1" w:name="_Hlk185686023"/>
-      <w:bookmarkStart w:id="2" w:name="_Hlk185685891"/>
+      <w:bookmarkStart w:id="0" w:name="_Hlk185686023"/>
+      <w:bookmarkStart w:id="1" w:name="_Hlk185685891"/>
       <w:r>
         <w:rPr>
           <w:rFonts w:ascii="標楷體" w:hAnsi="標楷體" w:hint="eastAsia"/>
@@ -13896,7 +13894,7 @@
         </w:rPr>
         <w:t>應高於最低工資1.1倍；如載明數額未高於1.1倍者，該約定無效，其數額為最低工資1.1倍，未載明者亦同</w:t>
       </w:r>
-      <w:bookmarkEnd w:id="1"/>
+      <w:bookmarkEnd w:id="0"/>
       <w:r>
         <w:rPr>
           <w:rFonts w:ascii="標楷體" w:hAnsi="標楷體" w:hint="eastAsia"/>
@@ -13932,7 +13930,7 @@
         </w:rPr>
         <w:t>款辦理變更</w:t>
       </w:r>
-      <w:bookmarkEnd w:id="2"/>
+      <w:bookmarkEnd w:id="1"/>
       <w:r>
         <w:rPr>
           <w:rFonts w:ascii="標楷體" w:cs="標楷體" w:hint="eastAsia"/>
@@ -15023,12 +15021,12 @@
       </w:r>
       <w:smartTag w:uri="urn:schemas-microsoft-com:office:smarttags" w:element="chmetcnv">
         <w:smartTagPr>
+          <w:attr w:name="UnitName" w:val="立方公尺"/>
+          <w:attr w:name="SourceValue" w:val="2000"/>
+          <w:attr w:name="HasSpace" w:val="False"/>
+          <w:attr w:name="Negative" w:val="False"/>
+          <w:attr w:name="NumberType" w:val="1"/>
           <w:attr w:name="TCSC" w:val="0"/>
-          <w:attr w:name="NumberType" w:val="1"/>
-          <w:attr w:name="Negative" w:val="False"/>
-          <w:attr w:name="HasSpace" w:val="False"/>
-          <w:attr w:name="SourceValue" w:val="2000"/>
-          <w:attr w:name="UnitName" w:val="立方公尺"/>
         </w:smartTagPr>
         <w:r>
           <w:rPr>
@@ -15065,12 +15063,12 @@
       </w:r>
       <w:smartTag w:uri="urn:schemas-microsoft-com:office:smarttags" w:element="chmetcnv">
         <w:smartTagPr>
+          <w:attr w:name="UnitName" w:val="立方公尺"/>
+          <w:attr w:name="SourceValue" w:val="1000"/>
+          <w:attr w:name="HasSpace" w:val="False"/>
+          <w:attr w:name="Negative" w:val="False"/>
+          <w:attr w:name="NumberType" w:val="1"/>
           <w:attr w:name="TCSC" w:val="0"/>
-          <w:attr w:name="NumberType" w:val="1"/>
-          <w:attr w:name="Negative" w:val="False"/>
-          <w:attr w:name="HasSpace" w:val="False"/>
-          <w:attr w:name="SourceValue" w:val="1000"/>
-          <w:attr w:name="UnitName" w:val="立方公尺"/>
         </w:smartTagPr>
         <w:r>
           <w:rPr>
@@ -19576,12 +19574,12 @@
       </w:r>
       <w:smartTag w:uri="urn:schemas-microsoft-com:office:smarttags" w:element="chmetcnv">
         <w:smartTagPr>
+          <w:attr w:name="TCSC" w:val="0"/>
+          <w:attr w:name="NumberType" w:val="1"/>
+          <w:attr w:name="Negative" w:val="False"/>
+          <w:attr w:name="HasSpace" w:val="False"/>
+          <w:attr w:name="SourceValue" w:val="20"/>
           <w:attr w:name="UnitName" w:val="公里"/>
-          <w:attr w:name="SourceValue" w:val="20"/>
-          <w:attr w:name="HasSpace" w:val="False"/>
-          <w:attr w:name="Negative" w:val="False"/>
-          <w:attr w:name="NumberType" w:val="1"/>
-          <w:attr w:name="TCSC" w:val="0"/>
         </w:smartTagPr>
         <w:r>
           <w:rPr>
@@ -20056,11 +20054,11 @@
       </w:r>
       <w:smartTag w:uri="urn:schemas-microsoft-com:office:smarttags" w:element="chsdate">
         <w:smartTagPr>
+          <w:attr w:name="IsROCDate" w:val="False"/>
+          <w:attr w:name="IsLunarDate" w:val="False"/>
+          <w:attr w:name="Day" w:val="30"/>
+          <w:attr w:name="Month" w:val="12"/>
           <w:attr w:name="Year" w:val="1899"/>
-          <w:attr w:name="Month" w:val="12"/>
-          <w:attr w:name="Day" w:val="30"/>
-          <w:attr w:name="IsLunarDate" w:val="False"/>
-          <w:attr w:name="IsROCDate" w:val="False"/>
         </w:smartTagPr>
         <w:r>
           <w:rPr>
@@ -20174,7 +20172,12 @@
       </w:r>
       <w:proofErr w:type="gramEnd"/>
       <w:r>
-        <w:t>，依契約變更程序經機關同意後辦理（廠商如於投標文件中建議其他合法土資場或借土區，並經機關審查同意者，亦可）。</w:t>
+        <w:t>，依契約變更程序經機關同意後辦理（廠商如於投標文件中建議其他合法土資場或借土區，並經機關審查</w:t>
+      </w:r>
+      <w:bookmarkStart w:id="2" w:name="_GoBack"/>
+      <w:bookmarkEnd w:id="2"/>
+      <w:r>
+        <w:t>同意者，亦可）。</w:t>
       </w:r>
     </w:p>
     <w:p>
@@ -20196,11 +20199,19 @@
         <w:rPr>
           <w:color w:val="0070C0"/>
         </w:rPr>
-        <w:t>(廿四)本案如有瀝青混凝土（AC）刨除者，其刨除料為機關所有，廠商應運送至機關指定處所</w:t>
+        <w:t>(廿四)</w:t>
+      </w:r>
+      <w:r>
+        <w:rPr>
+          <w:strike/>
+          <w:color w:val="0070C0"/>
+        </w:rPr>
+        <w:t>本案如有瀝青混凝土（AC）刨除者，其刨除料為機關所有，廠商應運送至機關指定處所</w:t>
       </w:r>
       <w:proofErr w:type="gramStart"/>
       <w:r>
         <w:rPr>
+          <w:strike/>
           <w:color w:val="0070C0"/>
         </w:rPr>
         <w:t>＿＿＿＿</w:t>
@@ -20208,6 +20219,7 @@
       <w:proofErr w:type="gramEnd"/>
       <w:r>
         <w:rPr>
+          <w:strike/>
           <w:color w:val="0070C0"/>
         </w:rPr>
         <w:t>（由機關於招標時載明）卸載，並由機關給付廠商運費。</w:t>
@@ -40926,12 +40938,12 @@
       </w:r>
       <w:smartTag w:uri="urn:schemas-microsoft-com:office:smarttags" w:element="chmetcnv">
         <w:smartTagPr>
+          <w:attr w:name="TCSC" w:val="0"/>
+          <w:attr w:name="NumberType" w:val="1"/>
+          <w:attr w:name="Negative" w:val="False"/>
+          <w:attr w:name="HasSpace" w:val="False"/>
+          <w:attr w:name="SourceValue" w:val="20"/>
           <w:attr w:name="UnitName" w:val="公尺"/>
-          <w:attr w:name="SourceValue" w:val="20"/>
-          <w:attr w:name="HasSpace" w:val="False"/>
-          <w:attr w:name="Negative" w:val="False"/>
-          <w:attr w:name="NumberType" w:val="1"/>
-          <w:attr w:name="TCSC" w:val="0"/>
         </w:smartTagPr>
         <w:r>
           <w:rPr>
@@ -41013,12 +41025,12 @@
       </w:r>
       <w:smartTag w:uri="urn:schemas-microsoft-com:office:smarttags" w:element="chmetcnv">
         <w:smartTagPr>
+          <w:attr w:name="TCSC" w:val="0"/>
+          <w:attr w:name="NumberType" w:val="1"/>
+          <w:attr w:name="Negative" w:val="False"/>
+          <w:attr w:name="HasSpace" w:val="False"/>
+          <w:attr w:name="SourceValue" w:val="75"/>
           <w:attr w:name="UnitName" w:val="公斤"/>
-          <w:attr w:name="SourceValue" w:val="75"/>
-          <w:attr w:name="HasSpace" w:val="False"/>
-          <w:attr w:name="Negative" w:val="False"/>
-          <w:attr w:name="NumberType" w:val="1"/>
-          <w:attr w:name="TCSC" w:val="0"/>
         </w:smartTagPr>
         <w:r>
           <w:rPr>
@@ -41087,12 +41099,12 @@
       </w:r>
       <w:smartTag w:uri="urn:schemas-microsoft-com:office:smarttags" w:element="chmetcnv">
         <w:smartTagPr>
+          <w:attr w:name="TCSC" w:val="0"/>
+          <w:attr w:name="NumberType" w:val="1"/>
+          <w:attr w:name="Negative" w:val="False"/>
+          <w:attr w:name="HasSpace" w:val="False"/>
+          <w:attr w:name="SourceValue" w:val="1.5"/>
           <w:attr w:name="UnitName" w:val="公尺"/>
-          <w:attr w:name="SourceValue" w:val="1.5"/>
-          <w:attr w:name="HasSpace" w:val="False"/>
-          <w:attr w:name="Negative" w:val="False"/>
-          <w:attr w:name="NumberType" w:val="1"/>
-          <w:attr w:name="TCSC" w:val="0"/>
         </w:smartTagPr>
         <w:r>
           <w:rPr>
@@ -44731,12 +44743,12 @@
       </w:r>
       <w:smartTag w:uri="urn:schemas-microsoft-com:office:smarttags" w:element="chmetcnv">
         <w:smartTagPr>
+          <w:attr w:name="TCSC" w:val="0"/>
+          <w:attr w:name="NumberType" w:val="1"/>
+          <w:attr w:name="Negative" w:val="False"/>
+          <w:attr w:name="HasSpace" w:val="False"/>
+          <w:attr w:name="SourceValue" w:val="500"/>
           <w:attr w:name="UnitName" w:val="公分"/>
-          <w:attr w:name="SourceValue" w:val="500"/>
-          <w:attr w:name="HasSpace" w:val="False"/>
-          <w:attr w:name="Negative" w:val="False"/>
-          <w:attr w:name="NumberType" w:val="1"/>
-          <w:attr w:name="TCSC" w:val="0"/>
         </w:smartTagPr>
         <w:r>
           <w:rPr>
@@ -44757,12 +44769,12 @@
       </w:r>
       <w:smartTag w:uri="urn:schemas-microsoft-com:office:smarttags" w:element="chmetcnv">
         <w:smartTagPr>
+          <w:attr w:name="TCSC" w:val="0"/>
+          <w:attr w:name="NumberType" w:val="1"/>
+          <w:attr w:name="Negative" w:val="False"/>
+          <w:attr w:name="HasSpace" w:val="False"/>
+          <w:attr w:name="SourceValue" w:val="320"/>
           <w:attr w:name="UnitName" w:val="公分"/>
-          <w:attr w:name="SourceValue" w:val="320"/>
-          <w:attr w:name="HasSpace" w:val="False"/>
-          <w:attr w:name="Negative" w:val="False"/>
-          <w:attr w:name="NumberType" w:val="1"/>
-          <w:attr w:name="TCSC" w:val="0"/>
         </w:smartTagPr>
         <w:r>
           <w:rPr>
@@ -44783,12 +44795,12 @@
       </w:r>
       <w:smartTag w:uri="urn:schemas-microsoft-com:office:smarttags" w:element="chmetcnv">
         <w:smartTagPr>
+          <w:attr w:name="TCSC" w:val="0"/>
+          <w:attr w:name="NumberType" w:val="1"/>
+          <w:attr w:name="Negative" w:val="False"/>
+          <w:attr w:name="HasSpace" w:val="False"/>
+          <w:attr w:name="SourceValue" w:val="170"/>
           <w:attr w:name="UnitName" w:val="公分"/>
-          <w:attr w:name="SourceValue" w:val="170"/>
-          <w:attr w:name="HasSpace" w:val="False"/>
-          <w:attr w:name="Negative" w:val="False"/>
-          <w:attr w:name="NumberType" w:val="1"/>
-          <w:attr w:name="TCSC" w:val="0"/>
         </w:smartTagPr>
         <w:r>
           <w:rPr>
@@ -44809,12 +44821,12 @@
       </w:r>
       <w:smartTag w:uri="urn:schemas-microsoft-com:office:smarttags" w:element="chmetcnv">
         <w:smartTagPr>
+          <w:attr w:name="TCSC" w:val="0"/>
+          <w:attr w:name="NumberType" w:val="1"/>
+          <w:attr w:name="Negative" w:val="False"/>
+          <w:attr w:name="HasSpace" w:val="False"/>
+          <w:attr w:name="SourceValue" w:val="120"/>
           <w:attr w:name="UnitName" w:val="公分"/>
-          <w:attr w:name="SourceValue" w:val="120"/>
-          <w:attr w:name="HasSpace" w:val="False"/>
-          <w:attr w:name="Negative" w:val="False"/>
-          <w:attr w:name="NumberType" w:val="1"/>
-          <w:attr w:name="TCSC" w:val="0"/>
         </w:smartTagPr>
         <w:r>
           <w:rPr>
@@ -44835,12 +44847,12 @@
       </w:r>
       <w:smartTag w:uri="urn:schemas-microsoft-com:office:smarttags" w:element="chmetcnv">
         <w:smartTagPr>
+          <w:attr w:name="TCSC" w:val="0"/>
+          <w:attr w:name="NumberType" w:val="1"/>
+          <w:attr w:name="Negative" w:val="False"/>
+          <w:attr w:name="HasSpace" w:val="False"/>
+          <w:attr w:name="SourceValue" w:val="75"/>
           <w:attr w:name="UnitName" w:val="公分"/>
-          <w:attr w:name="SourceValue" w:val="75"/>
-          <w:attr w:name="HasSpace" w:val="False"/>
-          <w:attr w:name="Negative" w:val="False"/>
-          <w:attr w:name="NumberType" w:val="1"/>
-          <w:attr w:name="TCSC" w:val="0"/>
         </w:smartTagPr>
         <w:r>
           <w:rPr>
@@ -50605,11 +50617,11 @@
       </w:r>
       <w:smartTag w:uri="urn:schemas-microsoft-com:office:smarttags" w:element="chsdate">
         <w:smartTagPr>
+          <w:attr w:name="IsROCDate" w:val="False"/>
+          <w:attr w:name="IsLunarDate" w:val="False"/>
+          <w:attr w:name="Day" w:val="30"/>
+          <w:attr w:name="Month" w:val="12"/>
           <w:attr w:name="Year" w:val="1899"/>
-          <w:attr w:name="Month" w:val="12"/>
-          <w:attr w:name="Day" w:val="30"/>
-          <w:attr w:name="IsLunarDate" w:val="False"/>
-          <w:attr w:name="IsROCDate" w:val="False"/>
         </w:smartTagPr>
         <w:r>
           <w:rPr>
@@ -52619,7 +52631,7 @@
         <w:rStyle w:val="a9"/>
         <w:noProof/>
       </w:rPr>
-      <w:t>22</w:t>
+      <w:t>20</w:t>
     </w:r>
     <w:r>
       <w:rPr>

--- a/frontend/src/廠商投標表單(開口)/[開口契約]搶修搶險開口契約工程會1140904版.docx
+++ b/frontend/src/廠商投標表單(開口)/[開口契約]搶修搶險開口契約工程會1140904版.docx
@@ -9270,7 +9270,25 @@
           <w:color w:val="000000"/>
           <w:szCs w:val="28"/>
         </w:rPr>
-        <w:t>由機關視個案情形於招標時勾選；未勾選者，</w:t>
+        <w:t>由機關視個案情形於招標時勾選；</w:t>
+      </w:r>
+      <w:proofErr w:type="gramStart"/>
+      <w:r>
+        <w:rPr>
+          <w:rFonts w:ascii="標楷體" w:cs="標楷體" w:hint="eastAsia"/>
+          <w:color w:val="000000"/>
+          <w:szCs w:val="28"/>
+        </w:rPr>
+        <w:t>未勾選</w:t>
+      </w:r>
+      <w:proofErr w:type="gramEnd"/>
+      <w:r>
+        <w:rPr>
+          <w:rFonts w:ascii="標楷體" w:cs="標楷體" w:hint="eastAsia"/>
+          <w:color w:val="000000"/>
+          <w:szCs w:val="28"/>
+        </w:rPr>
+        <w:t>者，</w:t>
       </w:r>
       <w:proofErr w:type="gramStart"/>
       <w:r>
@@ -12351,11 +12369,11 @@
       </w:r>
       <w:smartTag w:uri="urn:schemas-microsoft-com:office:smarttags" w:element="chsdate">
         <w:smartTagPr>
+          <w:attr w:name="IsROCDate" w:val="False"/>
+          <w:attr w:name="IsLunarDate" w:val="False"/>
+          <w:attr w:name="Day" w:val="1"/>
+          <w:attr w:name="Month" w:val="7"/>
           <w:attr w:name="Year" w:val="1997"/>
-          <w:attr w:name="Month" w:val="7"/>
-          <w:attr w:name="Day" w:val="1"/>
-          <w:attr w:name="IsLunarDate" w:val="False"/>
-          <w:attr w:name="IsROCDate" w:val="False"/>
         </w:smartTagPr>
         <w:r>
           <w:rPr>
@@ -12374,11 +12392,11 @@
       </w:r>
       <w:smartTag w:uri="urn:schemas-microsoft-com:office:smarttags" w:element="chsdate">
         <w:smartTagPr>
+          <w:attr w:name="IsROCDate" w:val="False"/>
+          <w:attr w:name="IsLunarDate" w:val="False"/>
+          <w:attr w:name="Day" w:val="7"/>
+          <w:attr w:name="Month" w:val="4"/>
           <w:attr w:name="Year" w:val="1998"/>
-          <w:attr w:name="Month" w:val="4"/>
-          <w:attr w:name="Day" w:val="7"/>
-          <w:attr w:name="IsLunarDate" w:val="False"/>
-          <w:attr w:name="IsROCDate" w:val="False"/>
         </w:smartTagPr>
         <w:r>
           <w:rPr>
@@ -15021,12 +15039,12 @@
       </w:r>
       <w:smartTag w:uri="urn:schemas-microsoft-com:office:smarttags" w:element="chmetcnv">
         <w:smartTagPr>
+          <w:attr w:name="TCSC" w:val="0"/>
+          <w:attr w:name="NumberType" w:val="1"/>
+          <w:attr w:name="Negative" w:val="False"/>
+          <w:attr w:name="HasSpace" w:val="False"/>
+          <w:attr w:name="SourceValue" w:val="2000"/>
           <w:attr w:name="UnitName" w:val="立方公尺"/>
-          <w:attr w:name="SourceValue" w:val="2000"/>
-          <w:attr w:name="HasSpace" w:val="False"/>
-          <w:attr w:name="Negative" w:val="False"/>
-          <w:attr w:name="NumberType" w:val="1"/>
-          <w:attr w:name="TCSC" w:val="0"/>
         </w:smartTagPr>
         <w:r>
           <w:rPr>
@@ -15063,12 +15081,12 @@
       </w:r>
       <w:smartTag w:uri="urn:schemas-microsoft-com:office:smarttags" w:element="chmetcnv">
         <w:smartTagPr>
+          <w:attr w:name="TCSC" w:val="0"/>
+          <w:attr w:name="NumberType" w:val="1"/>
+          <w:attr w:name="Negative" w:val="False"/>
+          <w:attr w:name="HasSpace" w:val="False"/>
+          <w:attr w:name="SourceValue" w:val="1000"/>
           <w:attr w:name="UnitName" w:val="立方公尺"/>
-          <w:attr w:name="SourceValue" w:val="1000"/>
-          <w:attr w:name="HasSpace" w:val="False"/>
-          <w:attr w:name="Negative" w:val="False"/>
-          <w:attr w:name="NumberType" w:val="1"/>
-          <w:attr w:name="TCSC" w:val="0"/>
         </w:smartTagPr>
         <w:r>
           <w:rPr>
@@ -19574,12 +19592,12 @@
       </w:r>
       <w:smartTag w:uri="urn:schemas-microsoft-com:office:smarttags" w:element="chmetcnv">
         <w:smartTagPr>
+          <w:attr w:name="UnitName" w:val="公里"/>
+          <w:attr w:name="SourceValue" w:val="20"/>
+          <w:attr w:name="HasSpace" w:val="False"/>
+          <w:attr w:name="Negative" w:val="False"/>
+          <w:attr w:name="NumberType" w:val="1"/>
           <w:attr w:name="TCSC" w:val="0"/>
-          <w:attr w:name="NumberType" w:val="1"/>
-          <w:attr w:name="Negative" w:val="False"/>
-          <w:attr w:name="HasSpace" w:val="False"/>
-          <w:attr w:name="SourceValue" w:val="20"/>
-          <w:attr w:name="UnitName" w:val="公里"/>
         </w:smartTagPr>
         <w:r>
           <w:rPr>
@@ -20054,11 +20072,11 @@
       </w:r>
       <w:smartTag w:uri="urn:schemas-microsoft-com:office:smarttags" w:element="chsdate">
         <w:smartTagPr>
+          <w:attr w:name="Year" w:val="1899"/>
+          <w:attr w:name="Month" w:val="12"/>
+          <w:attr w:name="Day" w:val="30"/>
+          <w:attr w:name="IsLunarDate" w:val="False"/>
           <w:attr w:name="IsROCDate" w:val="False"/>
-          <w:attr w:name="IsLunarDate" w:val="False"/>
-          <w:attr w:name="Day" w:val="30"/>
-          <w:attr w:name="Month" w:val="12"/>
-          <w:attr w:name="Year" w:val="1899"/>
         </w:smartTagPr>
         <w:r>
           <w:rPr>
@@ -20172,12 +20190,7 @@
       </w:r>
       <w:proofErr w:type="gramEnd"/>
       <w:r>
-        <w:t>，依契約變更程序經機關同意後辦理（廠商如於投標文件中建議其他合法土資場或借土區，並經機關審查</w:t>
-      </w:r>
-      <w:bookmarkStart w:id="2" w:name="_GoBack"/>
-      <w:bookmarkEnd w:id="2"/>
-      <w:r>
-        <w:t>同意者，亦可）。</w:t>
+        <w:t>，依契約變更程序經機關同意後辦理（廠商如於投標文件中建議其他合法土資場或借土區，並經機關審查同意者，亦可）。</w:t>
       </w:r>
     </w:p>
     <w:p>
@@ -29895,8 +29908,8 @@
         </w:rPr>
         <w:t>由機關於招標時載明；</w:t>
       </w:r>
-      <w:bookmarkStart w:id="3" w:name="OLE_LINK1"/>
-      <w:bookmarkStart w:id="4" w:name="OLE_LINK2"/>
+      <w:bookmarkStart w:id="2" w:name="OLE_LINK1"/>
+      <w:bookmarkStart w:id="3" w:name="OLE_LINK2"/>
       <w:r>
         <w:rPr>
           <w:rFonts w:ascii="標楷體" w:cs="標楷體" w:hint="eastAsia"/>
@@ -29905,8 +29918,8 @@
         </w:rPr>
         <w:t>未載明者</w:t>
       </w:r>
+      <w:bookmarkEnd w:id="2"/>
       <w:bookmarkEnd w:id="3"/>
-      <w:bookmarkEnd w:id="4"/>
       <w:r>
         <w:rPr>
           <w:rFonts w:ascii="標楷體" w:cs="標楷體" w:hint="eastAsia"/>
@@ -39573,9 +39586,10 @@
         <w:ind w:left="840" w:hanging="556"/>
         <w:jc w:val="both"/>
         <w:rPr>
-          <w:rFonts w:ascii="標楷體"/>
-          <w:color w:val="000000"/>
-          <w:szCs w:val="28"/>
+          <w:rFonts w:ascii="標楷體" w:cs="標楷體"/>
+          <w:color w:val="FF0000"/>
+          <w:szCs w:val="28"/>
+          <w:u w:val="single"/>
         </w:rPr>
       </w:pPr>
       <w:r>
@@ -39601,17 +39615,17 @@
           <w:szCs w:val="28"/>
           <w:u w:val="single"/>
         </w:rPr>
-        <w:t>行政院公共工程委員會採購申訴審議委員會</w:t>
-      </w:r>
-      <w:r>
-        <w:rPr>
-          <w:rFonts w:ascii="標楷體" w:cs="標楷體" w:hint="eastAsia"/>
+        <w:t>行政院公共工程委員會採購申訴審議委員會；地址：台北市信義區松仁路</w:t>
+      </w:r>
+      <w:r>
+        <w:rPr>
+          <w:rFonts w:ascii="標楷體" w:cs="標楷體"/>
           <w:color w:val="FF0000"/>
           <w:szCs w:val="28"/>
-        </w:rPr>
-        <w:t>；地址：</w:t>
-      </w:r>
-      <w:bookmarkStart w:id="5" w:name="_Hlk51921426"/>
+          <w:u w:val="single"/>
+        </w:rPr>
+        <w:t>3</w:t>
+      </w:r>
       <w:r>
         <w:rPr>
           <w:rFonts w:ascii="標楷體" w:cs="標楷體" w:hint="eastAsia"/>
@@ -39619,19 +39633,17 @@
           <w:szCs w:val="28"/>
           <w:u w:val="single"/>
         </w:rPr>
-        <w:t>臺北市信義區松仁路3號9樓（中油大樓）</w:t>
-      </w:r>
-      <w:bookmarkEnd w:id="5"/>
-      <w:r>
-        <w:rPr>
-          <w:rFonts w:ascii="標楷體" w:cs="標楷體" w:hint="eastAsia"/>
+        <w:t>號</w:t>
+      </w:r>
+      <w:r>
+        <w:rPr>
+          <w:rFonts w:ascii="標楷體" w:cs="標楷體"/>
           <w:color w:val="FF0000"/>
           <w:szCs w:val="28"/>
           <w:u w:val="single"/>
         </w:rPr>
-        <w:t>；電話：</w:t>
-      </w:r>
-      <w:bookmarkStart w:id="6" w:name="_Hlk51921434"/>
+        <w:t>9</w:t>
+      </w:r>
       <w:r>
         <w:rPr>
           <w:rFonts w:ascii="標楷體" w:cs="標楷體" w:hint="eastAsia"/>
@@ -39639,14 +39651,59 @@
           <w:szCs w:val="28"/>
           <w:u w:val="single"/>
         </w:rPr>
-        <w:t>02-87897530</w:t>
-      </w:r>
-      <w:bookmarkEnd w:id="6"/>
-      <w:r>
-        <w:rPr>
-          <w:rFonts w:ascii="標楷體" w:cs="標楷體" w:hint="eastAsia"/>
-          <w:color w:val="000000"/>
-          <w:szCs w:val="28"/>
+        <w:t>樓；電話：</w:t>
+      </w:r>
+      <w:r>
+        <w:rPr>
+          <w:rFonts w:ascii="標楷體" w:cs="標楷體"/>
+          <w:color w:val="FF0000"/>
+          <w:szCs w:val="28"/>
+          <w:u w:val="single"/>
+        </w:rPr>
+        <w:t>(02)8789-7530</w:t>
+      </w:r>
+      <w:r>
+        <w:rPr>
+          <w:rFonts w:ascii="標楷體" w:cs="標楷體" w:hint="eastAsia"/>
+          <w:color w:val="FF0000"/>
+          <w:szCs w:val="28"/>
+          <w:u w:val="single"/>
+        </w:rPr>
+        <w:t>，傳真：（</w:t>
+      </w:r>
+      <w:r>
+        <w:rPr>
+          <w:rFonts w:ascii="標楷體" w:cs="標楷體"/>
+          <w:color w:val="FF0000"/>
+          <w:szCs w:val="28"/>
+          <w:u w:val="single"/>
+        </w:rPr>
+        <w:t>02</w:t>
+      </w:r>
+      <w:r>
+        <w:rPr>
+          <w:rFonts w:ascii="標楷體" w:cs="標楷體" w:hint="eastAsia"/>
+          <w:color w:val="FF0000"/>
+          <w:szCs w:val="28"/>
+          <w:u w:val="single"/>
+        </w:rPr>
+        <w:t>）</w:t>
+      </w:r>
+      <w:r>
+        <w:rPr>
+          <w:rFonts w:ascii="標楷體" w:cs="標楷體"/>
+          <w:color w:val="FF0000"/>
+          <w:szCs w:val="28"/>
+          <w:u w:val="single"/>
+        </w:rPr>
+        <w:t>8789-7514</w:t>
+      </w:r>
+      <w:r>
+        <w:rPr>
+          <w:rFonts w:ascii="標楷體" w:cs="標楷體" w:hint="eastAsia"/>
+          <w:color w:val="FF0000"/>
+          <w:szCs w:val="28"/>
+          <w:u w:val="single"/>
         </w:rPr>
         <w:t>。</w:t>
       </w:r>
@@ -39662,6 +39719,8 @@
           <w:szCs w:val="28"/>
         </w:rPr>
       </w:pPr>
+      <w:bookmarkStart w:id="4" w:name="_GoBack"/>
+      <w:bookmarkEnd w:id="4"/>
       <w:r>
         <w:rPr>
           <w:rFonts w:ascii="標楷體" w:cs="標楷體"/>
@@ -40938,12 +40997,12 @@
       </w:r>
       <w:smartTag w:uri="urn:schemas-microsoft-com:office:smarttags" w:element="chmetcnv">
         <w:smartTagPr>
+          <w:attr w:name="UnitName" w:val="公尺"/>
+          <w:attr w:name="SourceValue" w:val="20"/>
+          <w:attr w:name="HasSpace" w:val="False"/>
+          <w:attr w:name="Negative" w:val="False"/>
+          <w:attr w:name="NumberType" w:val="1"/>
           <w:attr w:name="TCSC" w:val="0"/>
-          <w:attr w:name="NumberType" w:val="1"/>
-          <w:attr w:name="Negative" w:val="False"/>
-          <w:attr w:name="HasSpace" w:val="False"/>
-          <w:attr w:name="SourceValue" w:val="20"/>
-          <w:attr w:name="UnitName" w:val="公尺"/>
         </w:smartTagPr>
         <w:r>
           <w:rPr>
@@ -41025,12 +41084,12 @@
       </w:r>
       <w:smartTag w:uri="urn:schemas-microsoft-com:office:smarttags" w:element="chmetcnv">
         <w:smartTagPr>
+          <w:attr w:name="UnitName" w:val="公斤"/>
+          <w:attr w:name="SourceValue" w:val="75"/>
+          <w:attr w:name="HasSpace" w:val="False"/>
+          <w:attr w:name="Negative" w:val="False"/>
+          <w:attr w:name="NumberType" w:val="1"/>
           <w:attr w:name="TCSC" w:val="0"/>
-          <w:attr w:name="NumberType" w:val="1"/>
-          <w:attr w:name="Negative" w:val="False"/>
-          <w:attr w:name="HasSpace" w:val="False"/>
-          <w:attr w:name="SourceValue" w:val="75"/>
-          <w:attr w:name="UnitName" w:val="公斤"/>
         </w:smartTagPr>
         <w:r>
           <w:rPr>
@@ -41099,12 +41158,12 @@
       </w:r>
       <w:smartTag w:uri="urn:schemas-microsoft-com:office:smarttags" w:element="chmetcnv">
         <w:smartTagPr>
+          <w:attr w:name="UnitName" w:val="公尺"/>
+          <w:attr w:name="SourceValue" w:val="1.5"/>
+          <w:attr w:name="HasSpace" w:val="False"/>
+          <w:attr w:name="Negative" w:val="False"/>
+          <w:attr w:name="NumberType" w:val="1"/>
           <w:attr w:name="TCSC" w:val="0"/>
-          <w:attr w:name="NumberType" w:val="1"/>
-          <w:attr w:name="Negative" w:val="False"/>
-          <w:attr w:name="HasSpace" w:val="False"/>
-          <w:attr w:name="SourceValue" w:val="1.5"/>
-          <w:attr w:name="UnitName" w:val="公尺"/>
         </w:smartTagPr>
         <w:r>
           <w:rPr>
@@ -44743,12 +44802,12 @@
       </w:r>
       <w:smartTag w:uri="urn:schemas-microsoft-com:office:smarttags" w:element="chmetcnv">
         <w:smartTagPr>
+          <w:attr w:name="UnitName" w:val="公分"/>
+          <w:attr w:name="SourceValue" w:val="500"/>
+          <w:attr w:name="HasSpace" w:val="False"/>
+          <w:attr w:name="Negative" w:val="False"/>
+          <w:attr w:name="NumberType" w:val="1"/>
           <w:attr w:name="TCSC" w:val="0"/>
-          <w:attr w:name="NumberType" w:val="1"/>
-          <w:attr w:name="Negative" w:val="False"/>
-          <w:attr w:name="HasSpace" w:val="False"/>
-          <w:attr w:name="SourceValue" w:val="500"/>
-          <w:attr w:name="UnitName" w:val="公分"/>
         </w:smartTagPr>
         <w:r>
           <w:rPr>
@@ -44769,12 +44828,12 @@
       </w:r>
       <w:smartTag w:uri="urn:schemas-microsoft-com:office:smarttags" w:element="chmetcnv">
         <w:smartTagPr>
+          <w:attr w:name="UnitName" w:val="公分"/>
+          <w:attr w:name="SourceValue" w:val="320"/>
+          <w:attr w:name="HasSpace" w:val="False"/>
+          <w:attr w:name="Negative" w:val="False"/>
+          <w:attr w:name="NumberType" w:val="1"/>
           <w:attr w:name="TCSC" w:val="0"/>
-          <w:attr w:name="NumberType" w:val="1"/>
-          <w:attr w:name="Negative" w:val="False"/>
-          <w:attr w:name="HasSpace" w:val="False"/>
-          <w:attr w:name="SourceValue" w:val="320"/>
-          <w:attr w:name="UnitName" w:val="公分"/>
         </w:smartTagPr>
         <w:r>
           <w:rPr>
@@ -44795,12 +44854,12 @@
       </w:r>
       <w:smartTag w:uri="urn:schemas-microsoft-com:office:smarttags" w:element="chmetcnv">
         <w:smartTagPr>
+          <w:attr w:name="UnitName" w:val="公分"/>
+          <w:attr w:name="SourceValue" w:val="170"/>
+          <w:attr w:name="HasSpace" w:val="False"/>
+          <w:attr w:name="Negative" w:val="False"/>
+          <w:attr w:name="NumberType" w:val="1"/>
           <w:attr w:name="TCSC" w:val="0"/>
-          <w:attr w:name="NumberType" w:val="1"/>
-          <w:attr w:name="Negative" w:val="False"/>
-          <w:attr w:name="HasSpace" w:val="False"/>
-          <w:attr w:name="SourceValue" w:val="170"/>
-          <w:attr w:name="UnitName" w:val="公分"/>
         </w:smartTagPr>
         <w:r>
           <w:rPr>
@@ -44821,12 +44880,12 @@
       </w:r>
       <w:smartTag w:uri="urn:schemas-microsoft-com:office:smarttags" w:element="chmetcnv">
         <w:smartTagPr>
+          <w:attr w:name="UnitName" w:val="公分"/>
+          <w:attr w:name="SourceValue" w:val="120"/>
+          <w:attr w:name="HasSpace" w:val="False"/>
+          <w:attr w:name="Negative" w:val="False"/>
+          <w:attr w:name="NumberType" w:val="1"/>
           <w:attr w:name="TCSC" w:val="0"/>
-          <w:attr w:name="NumberType" w:val="1"/>
-          <w:attr w:name="Negative" w:val="False"/>
-          <w:attr w:name="HasSpace" w:val="False"/>
-          <w:attr w:name="SourceValue" w:val="120"/>
-          <w:attr w:name="UnitName" w:val="公分"/>
         </w:smartTagPr>
         <w:r>
           <w:rPr>
@@ -44847,12 +44906,12 @@
       </w:r>
       <w:smartTag w:uri="urn:schemas-microsoft-com:office:smarttags" w:element="chmetcnv">
         <w:smartTagPr>
+          <w:attr w:name="UnitName" w:val="公分"/>
+          <w:attr w:name="SourceValue" w:val="75"/>
+          <w:attr w:name="HasSpace" w:val="False"/>
+          <w:attr w:name="Negative" w:val="False"/>
+          <w:attr w:name="NumberType" w:val="1"/>
           <w:attr w:name="TCSC" w:val="0"/>
-          <w:attr w:name="NumberType" w:val="1"/>
-          <w:attr w:name="Negative" w:val="False"/>
-          <w:attr w:name="HasSpace" w:val="False"/>
-          <w:attr w:name="SourceValue" w:val="75"/>
-          <w:attr w:name="UnitName" w:val="公分"/>
         </w:smartTagPr>
         <w:r>
           <w:rPr>
@@ -50617,11 +50676,11 @@
       </w:r>
       <w:smartTag w:uri="urn:schemas-microsoft-com:office:smarttags" w:element="chsdate">
         <w:smartTagPr>
+          <w:attr w:name="Year" w:val="1899"/>
+          <w:attr w:name="Month" w:val="12"/>
+          <w:attr w:name="Day" w:val="30"/>
+          <w:attr w:name="IsLunarDate" w:val="False"/>
           <w:attr w:name="IsROCDate" w:val="False"/>
-          <w:attr w:name="IsLunarDate" w:val="False"/>
-          <w:attr w:name="Day" w:val="30"/>
-          <w:attr w:name="Month" w:val="12"/>
-          <w:attr w:name="Year" w:val="1899"/>
         </w:smartTagPr>
         <w:r>
           <w:rPr>
@@ -52631,7 +52690,7 @@
         <w:rStyle w:val="a9"/>
         <w:noProof/>
       </w:rPr>
-      <w:t>20</w:t>
+      <w:t>55</w:t>
     </w:r>
     <w:r>
       <w:rPr>

--- a/frontend/src/廠商投標表單(開口)/[開口契約]搶修搶險開口契約工程會1140904版.docx
+++ b/frontend/src/廠商投標表單(開口)/[開口契約]搶修搶險開口契約工程會1140904版.docx
@@ -248,7 +248,18 @@
                 <w:sz w:val="32"/>
                 <w:szCs w:val="32"/>
               </w:rPr>
-              <w:t>簽約日期</w:t>
+              <w:t>決標</w:t>
+            </w:r>
+            <w:r>
+              <w:rPr>
+                <w:rFonts w:ascii="標楷體" w:hAnsi="標楷體" w:cs="新細明體" w:hint="eastAsia"/>
+                <w:b/>
+                <w:bCs/>
+                <w:kern w:val="0"/>
+                <w:sz w:val="32"/>
+                <w:szCs w:val="32"/>
+              </w:rPr>
+              <w:t>日期</w:t>
             </w:r>
           </w:p>
         </w:tc>
@@ -12369,11 +12380,11 @@
       </w:r>
       <w:smartTag w:uri="urn:schemas-microsoft-com:office:smarttags" w:element="chsdate">
         <w:smartTagPr>
+          <w:attr w:name="Year" w:val="1997"/>
+          <w:attr w:name="Month" w:val="7"/>
+          <w:attr w:name="Day" w:val="1"/>
+          <w:attr w:name="IsLunarDate" w:val="False"/>
           <w:attr w:name="IsROCDate" w:val="False"/>
-          <w:attr w:name="IsLunarDate" w:val="False"/>
-          <w:attr w:name="Day" w:val="1"/>
-          <w:attr w:name="Month" w:val="7"/>
-          <w:attr w:name="Year" w:val="1997"/>
         </w:smartTagPr>
         <w:r>
           <w:rPr>
@@ -12392,11 +12403,11 @@
       </w:r>
       <w:smartTag w:uri="urn:schemas-microsoft-com:office:smarttags" w:element="chsdate">
         <w:smartTagPr>
+          <w:attr w:name="Year" w:val="1998"/>
+          <w:attr w:name="Month" w:val="4"/>
+          <w:attr w:name="Day" w:val="7"/>
+          <w:attr w:name="IsLunarDate" w:val="False"/>
           <w:attr w:name="IsROCDate" w:val="False"/>
-          <w:attr w:name="IsLunarDate" w:val="False"/>
-          <w:attr w:name="Day" w:val="7"/>
-          <w:attr w:name="Month" w:val="4"/>
-          <w:attr w:name="Year" w:val="1998"/>
         </w:smartTagPr>
         <w:r>
           <w:rPr>
@@ -15039,12 +15050,12 @@
       </w:r>
       <w:smartTag w:uri="urn:schemas-microsoft-com:office:smarttags" w:element="chmetcnv">
         <w:smartTagPr>
+          <w:attr w:name="UnitName" w:val="立方公尺"/>
+          <w:attr w:name="SourceValue" w:val="2000"/>
+          <w:attr w:name="HasSpace" w:val="False"/>
+          <w:attr w:name="Negative" w:val="False"/>
+          <w:attr w:name="NumberType" w:val="1"/>
           <w:attr w:name="TCSC" w:val="0"/>
-          <w:attr w:name="NumberType" w:val="1"/>
-          <w:attr w:name="Negative" w:val="False"/>
-          <w:attr w:name="HasSpace" w:val="False"/>
-          <w:attr w:name="SourceValue" w:val="2000"/>
-          <w:attr w:name="UnitName" w:val="立方公尺"/>
         </w:smartTagPr>
         <w:r>
           <w:rPr>
@@ -15081,12 +15092,12 @@
       </w:r>
       <w:smartTag w:uri="urn:schemas-microsoft-com:office:smarttags" w:element="chmetcnv">
         <w:smartTagPr>
+          <w:attr w:name="UnitName" w:val="立方公尺"/>
+          <w:attr w:name="SourceValue" w:val="1000"/>
+          <w:attr w:name="HasSpace" w:val="False"/>
+          <w:attr w:name="Negative" w:val="False"/>
+          <w:attr w:name="NumberType" w:val="1"/>
           <w:attr w:name="TCSC" w:val="0"/>
-          <w:attr w:name="NumberType" w:val="1"/>
-          <w:attr w:name="Negative" w:val="False"/>
-          <w:attr w:name="HasSpace" w:val="False"/>
-          <w:attr w:name="SourceValue" w:val="1000"/>
-          <w:attr w:name="UnitName" w:val="立方公尺"/>
         </w:smartTagPr>
         <w:r>
           <w:rPr>
@@ -19592,12 +19603,12 @@
       </w:r>
       <w:smartTag w:uri="urn:schemas-microsoft-com:office:smarttags" w:element="chmetcnv">
         <w:smartTagPr>
+          <w:attr w:name="TCSC" w:val="0"/>
+          <w:attr w:name="NumberType" w:val="1"/>
+          <w:attr w:name="Negative" w:val="False"/>
+          <w:attr w:name="HasSpace" w:val="False"/>
+          <w:attr w:name="SourceValue" w:val="20"/>
           <w:attr w:name="UnitName" w:val="公里"/>
-          <w:attr w:name="SourceValue" w:val="20"/>
-          <w:attr w:name="HasSpace" w:val="False"/>
-          <w:attr w:name="Negative" w:val="False"/>
-          <w:attr w:name="NumberType" w:val="1"/>
-          <w:attr w:name="TCSC" w:val="0"/>
         </w:smartTagPr>
         <w:r>
           <w:rPr>
@@ -20072,11 +20083,11 @@
       </w:r>
       <w:smartTag w:uri="urn:schemas-microsoft-com:office:smarttags" w:element="chsdate">
         <w:smartTagPr>
+          <w:attr w:name="IsROCDate" w:val="False"/>
+          <w:attr w:name="IsLunarDate" w:val="False"/>
+          <w:attr w:name="Day" w:val="30"/>
+          <w:attr w:name="Month" w:val="12"/>
           <w:attr w:name="Year" w:val="1899"/>
-          <w:attr w:name="Month" w:val="12"/>
-          <w:attr w:name="Day" w:val="30"/>
-          <w:attr w:name="IsLunarDate" w:val="False"/>
-          <w:attr w:name="IsROCDate" w:val="False"/>
         </w:smartTagPr>
         <w:r>
           <w:rPr>
@@ -39719,8 +39730,6 @@
           <w:szCs w:val="28"/>
         </w:rPr>
       </w:pPr>
-      <w:bookmarkStart w:id="4" w:name="_GoBack"/>
-      <w:bookmarkEnd w:id="4"/>
       <w:r>
         <w:rPr>
           <w:rFonts w:ascii="標楷體" w:cs="標楷體"/>
@@ -40997,12 +41006,12 @@
       </w:r>
       <w:smartTag w:uri="urn:schemas-microsoft-com:office:smarttags" w:element="chmetcnv">
         <w:smartTagPr>
+          <w:attr w:name="TCSC" w:val="0"/>
+          <w:attr w:name="NumberType" w:val="1"/>
+          <w:attr w:name="Negative" w:val="False"/>
+          <w:attr w:name="HasSpace" w:val="False"/>
+          <w:attr w:name="SourceValue" w:val="20"/>
           <w:attr w:name="UnitName" w:val="公尺"/>
-          <w:attr w:name="SourceValue" w:val="20"/>
-          <w:attr w:name="HasSpace" w:val="False"/>
-          <w:attr w:name="Negative" w:val="False"/>
-          <w:attr w:name="NumberType" w:val="1"/>
-          <w:attr w:name="TCSC" w:val="0"/>
         </w:smartTagPr>
         <w:r>
           <w:rPr>
@@ -41084,12 +41093,12 @@
       </w:r>
       <w:smartTag w:uri="urn:schemas-microsoft-com:office:smarttags" w:element="chmetcnv">
         <w:smartTagPr>
+          <w:attr w:name="TCSC" w:val="0"/>
+          <w:attr w:name="NumberType" w:val="1"/>
+          <w:attr w:name="Negative" w:val="False"/>
+          <w:attr w:name="HasSpace" w:val="False"/>
+          <w:attr w:name="SourceValue" w:val="75"/>
           <w:attr w:name="UnitName" w:val="公斤"/>
-          <w:attr w:name="SourceValue" w:val="75"/>
-          <w:attr w:name="HasSpace" w:val="False"/>
-          <w:attr w:name="Negative" w:val="False"/>
-          <w:attr w:name="NumberType" w:val="1"/>
-          <w:attr w:name="TCSC" w:val="0"/>
         </w:smartTagPr>
         <w:r>
           <w:rPr>
@@ -41158,12 +41167,12 @@
       </w:r>
       <w:smartTag w:uri="urn:schemas-microsoft-com:office:smarttags" w:element="chmetcnv">
         <w:smartTagPr>
+          <w:attr w:name="TCSC" w:val="0"/>
+          <w:attr w:name="NumberType" w:val="1"/>
+          <w:attr w:name="Negative" w:val="False"/>
+          <w:attr w:name="HasSpace" w:val="False"/>
+          <w:attr w:name="SourceValue" w:val="1.5"/>
           <w:attr w:name="UnitName" w:val="公尺"/>
-          <w:attr w:name="SourceValue" w:val="1.5"/>
-          <w:attr w:name="HasSpace" w:val="False"/>
-          <w:attr w:name="Negative" w:val="False"/>
-          <w:attr w:name="NumberType" w:val="1"/>
-          <w:attr w:name="TCSC" w:val="0"/>
         </w:smartTagPr>
         <w:r>
           <w:rPr>
@@ -44802,12 +44811,12 @@
       </w:r>
       <w:smartTag w:uri="urn:schemas-microsoft-com:office:smarttags" w:element="chmetcnv">
         <w:smartTagPr>
+          <w:attr w:name="TCSC" w:val="0"/>
+          <w:attr w:name="NumberType" w:val="1"/>
+          <w:attr w:name="Negative" w:val="False"/>
+          <w:attr w:name="HasSpace" w:val="False"/>
+          <w:attr w:name="SourceValue" w:val="500"/>
           <w:attr w:name="UnitName" w:val="公分"/>
-          <w:attr w:name="SourceValue" w:val="500"/>
-          <w:attr w:name="HasSpace" w:val="False"/>
-          <w:attr w:name="Negative" w:val="False"/>
-          <w:attr w:name="NumberType" w:val="1"/>
-          <w:attr w:name="TCSC" w:val="0"/>
         </w:smartTagPr>
         <w:r>
           <w:rPr>
@@ -44828,12 +44837,12 @@
       </w:r>
       <w:smartTag w:uri="urn:schemas-microsoft-com:office:smarttags" w:element="chmetcnv">
         <w:smartTagPr>
+          <w:attr w:name="TCSC" w:val="0"/>
+          <w:attr w:name="NumberType" w:val="1"/>
+          <w:attr w:name="Negative" w:val="False"/>
+          <w:attr w:name="HasSpace" w:val="False"/>
+          <w:attr w:name="SourceValue" w:val="320"/>
           <w:attr w:name="UnitName" w:val="公分"/>
-          <w:attr w:name="SourceValue" w:val="320"/>
-          <w:attr w:name="HasSpace" w:val="False"/>
-          <w:attr w:name="Negative" w:val="False"/>
-          <w:attr w:name="NumberType" w:val="1"/>
-          <w:attr w:name="TCSC" w:val="0"/>
         </w:smartTagPr>
         <w:r>
           <w:rPr>
@@ -44854,12 +44863,12 @@
       </w:r>
       <w:smartTag w:uri="urn:schemas-microsoft-com:office:smarttags" w:element="chmetcnv">
         <w:smartTagPr>
+          <w:attr w:name="TCSC" w:val="0"/>
+          <w:attr w:name="NumberType" w:val="1"/>
+          <w:attr w:name="Negative" w:val="False"/>
+          <w:attr w:name="HasSpace" w:val="False"/>
+          <w:attr w:name="SourceValue" w:val="170"/>
           <w:attr w:name="UnitName" w:val="公分"/>
-          <w:attr w:name="SourceValue" w:val="170"/>
-          <w:attr w:name="HasSpace" w:val="False"/>
-          <w:attr w:name="Negative" w:val="False"/>
-          <w:attr w:name="NumberType" w:val="1"/>
-          <w:attr w:name="TCSC" w:val="0"/>
         </w:smartTagPr>
         <w:r>
           <w:rPr>
@@ -44880,12 +44889,12 @@
       </w:r>
       <w:smartTag w:uri="urn:schemas-microsoft-com:office:smarttags" w:element="chmetcnv">
         <w:smartTagPr>
+          <w:attr w:name="TCSC" w:val="0"/>
+          <w:attr w:name="NumberType" w:val="1"/>
+          <w:attr w:name="Negative" w:val="False"/>
+          <w:attr w:name="HasSpace" w:val="False"/>
+          <w:attr w:name="SourceValue" w:val="120"/>
           <w:attr w:name="UnitName" w:val="公分"/>
-          <w:attr w:name="SourceValue" w:val="120"/>
-          <w:attr w:name="HasSpace" w:val="False"/>
-          <w:attr w:name="Negative" w:val="False"/>
-          <w:attr w:name="NumberType" w:val="1"/>
-          <w:attr w:name="TCSC" w:val="0"/>
         </w:smartTagPr>
         <w:r>
           <w:rPr>
@@ -44906,12 +44915,12 @@
       </w:r>
       <w:smartTag w:uri="urn:schemas-microsoft-com:office:smarttags" w:element="chmetcnv">
         <w:smartTagPr>
+          <w:attr w:name="TCSC" w:val="0"/>
+          <w:attr w:name="NumberType" w:val="1"/>
+          <w:attr w:name="Negative" w:val="False"/>
+          <w:attr w:name="HasSpace" w:val="False"/>
+          <w:attr w:name="SourceValue" w:val="75"/>
           <w:attr w:name="UnitName" w:val="公分"/>
-          <w:attr w:name="SourceValue" w:val="75"/>
-          <w:attr w:name="HasSpace" w:val="False"/>
-          <w:attr w:name="Negative" w:val="False"/>
-          <w:attr w:name="NumberType" w:val="1"/>
-          <w:attr w:name="TCSC" w:val="0"/>
         </w:smartTagPr>
         <w:r>
           <w:rPr>
@@ -50676,11 +50685,11 @@
       </w:r>
       <w:smartTag w:uri="urn:schemas-microsoft-com:office:smarttags" w:element="chsdate">
         <w:smartTagPr>
+          <w:attr w:name="IsROCDate" w:val="False"/>
+          <w:attr w:name="IsLunarDate" w:val="False"/>
+          <w:attr w:name="Day" w:val="30"/>
+          <w:attr w:name="Month" w:val="12"/>
           <w:attr w:name="Year" w:val="1899"/>
-          <w:attr w:name="Month" w:val="12"/>
-          <w:attr w:name="Day" w:val="30"/>
-          <w:attr w:name="IsLunarDate" w:val="False"/>
-          <w:attr w:name="IsROCDate" w:val="False"/>
         </w:smartTagPr>
         <w:r>
           <w:rPr>
@@ -52608,7 +52617,16 @@
           <w:rFonts w:ascii="標楷體" w:hAnsi="標楷體" w:hint="eastAsia"/>
           <w:szCs w:val="28"/>
         </w:rPr>
-        <w:t>中　華　民　國　　　　　　　年　　　　　　　月　　　　　　　日</w:t>
+        <w:t>決標日期</w:t>
+      </w:r>
+      <w:bookmarkStart w:id="4" w:name="_GoBack"/>
+      <w:bookmarkEnd w:id="4"/>
+      <w:r>
+        <w:rPr>
+          <w:rFonts w:ascii="標楷體" w:hAnsi="標楷體" w:hint="eastAsia"/>
+          <w:szCs w:val="28"/>
+        </w:rPr>
+        <w:t xml:space="preserve">　　　　　　　年　　　　　　　月　　　　　　　日</w:t>
       </w:r>
     </w:p>
     <w:p>
@@ -52690,7 +52708,7 @@
         <w:rStyle w:val="a9"/>
         <w:noProof/>
       </w:rPr>
-      <w:t>55</w:t>
+      <w:t>62</w:t>
     </w:r>
     <w:r>
       <w:rPr>
